--- a/docs/deliverables/README_Entregaveis.docx
+++ b/docs/deliverables/README_Entregaveis.docx
@@ -289,7 +289,7 @@
               <w:rPr>
                 <w:sz w:val="20"/>
               </w:rPr>
-              <w:t>Política de segurança cobrindo os 5 eixos avaliativos de Cybersecurity (validação, auth, APIs, dados, monitoramento).</w:t>
+              <w:t>Política de segurança cobrindo os quatro grupos de Cybersecurity do Sprint 3. IoT e MQTT estão fora do escopo.</w:t>
             </w:r>
           </w:p>
         </w:tc>
@@ -385,7 +385,7 @@
         <w:rPr>
           <w:sz w:val="21"/>
         </w:rPr>
-        <w:t>API REST com Swagger em /docs, separação routes/lib/db, 8 migrations Supabase ordenadas, serviços independentes.</w:t>
+        <w:t>API REST com Swagger em /docs, separação routes/lib/db, 19 migrations Supabase ordenadas, serviços independentes.</w:t>
       </w:r>
     </w:p>
     <w:p>
@@ -397,13 +397,13 @@
           <w:b/>
           <w:sz w:val="21"/>
         </w:rPr>
-        <w:t xml:space="preserve">Mobile Development &amp; IoT: </w:t>
+        <w:t xml:space="preserve">Mobile Development: </w:t>
       </w:r>
       <w:r>
         <w:rPr>
           <w:sz w:val="21"/>
         </w:rPr>
-        <w:t>App Expo 52 + RN 0.76 com expo-router, AsyncStorage, consumo async.</w:t>
+        <w:t>App Expo 52 + RN 0.76 com expo-router, SecureStore nativo, consumo async.</w:t>
       </w:r>
     </w:p>
     <w:p>
@@ -439,7 +439,7 @@
         <w:rPr>
           <w:sz w:val="21"/>
         </w:rPr>
-        <w:t>Veja SECURITY.md — cobre os 5 eixos: validação (Zod), auth (JWT + RBAC), APIs (helmet, rate-limit, CORS, HMAC), dados (pseudonimização, RLS, retenção), monitoramento (Pino + audit_log).</w:t>
+        <w:t>Veja SECURITY.md — cobre DevSecOps, segurança de código e infraestrutura, monitoramento e resposta, compliance e segurança contínua.</w:t>
       </w:r>
     </w:p>
     <w:p>
